--- a/docs/Нефункциональные требования и сценарии.docx
+++ b/docs/Нефункциональные требования и сценарии.docx
@@ -2358,13 +2358,7 @@
         <w:pStyle w:val="NormalWeb"/>
       </w:pPr>
       <w:r>
-        <w:t>Исправ</w:t>
-      </w:r>
-      <w:r>
-        <w:t>ить</w:t>
-      </w:r>
-      <w:r>
-        <w:t xml:space="preserve"> требования к надёжности:</w:t>
+        <w:t>Исправить требования к надёжности:</w:t>
       </w:r>
     </w:p>
     <w:p>
@@ -2376,13 +2370,7 @@
         </w:numPr>
       </w:pPr>
       <w:r>
-        <w:t>Ука</w:t>
-      </w:r>
-      <w:r>
-        <w:t>зать</w:t>
-      </w:r>
-      <w:r>
-        <w:t xml:space="preserve"> целевой показатель доступности системы.</w:t>
+        <w:t>Указать целевой показатель доступности системы.</w:t>
       </w:r>
     </w:p>
     <w:p>
@@ -2394,26 +2382,76 @@
         </w:numPr>
       </w:pPr>
       <w:r>
+        <w:t>Указать допустимое время восстановления после сбоя.</w:t>
+      </w:r>
+    </w:p>
+    <w:p>
+      <w:pPr>
+        <w:pStyle w:val="NormalWeb"/>
+      </w:pPr>
+      <w:r>
+        <w:t>Исправ</w:t>
+      </w:r>
+      <w:r>
+        <w:t>ить</w:t>
+      </w:r>
+      <w:r>
+        <w:t xml:space="preserve"> сценарий работы курьера:</w:t>
+      </w:r>
+    </w:p>
+    <w:p>
+      <w:pPr>
+        <w:pStyle w:val="NormalWeb"/>
+        <w:numPr>
+          <w:ilvl w:val="0"/>
+          <w:numId w:val="6"/>
+        </w:numPr>
+      </w:pPr>
+      <w:r>
+        <w:t>Опи</w:t>
+      </w:r>
+      <w:r>
+        <w:t>сать</w:t>
+      </w:r>
+      <w:r>
+        <w:t>, что происходит при отсутствии интернета.</w:t>
+      </w:r>
+    </w:p>
+    <w:p>
+      <w:pPr>
+        <w:pStyle w:val="NormalWeb"/>
+        <w:numPr>
+          <w:ilvl w:val="0"/>
+          <w:numId w:val="6"/>
+        </w:numPr>
+      </w:pPr>
+      <w:r>
         <w:t>Ука</w:t>
       </w:r>
       <w:r>
         <w:t>зать</w:t>
       </w:r>
       <w:r>
-        <w:t xml:space="preserve"> допустимое время восстановления после сбоя.</w:t>
-      </w:r>
-    </w:p>
-    <w:p>
-      <w:pPr>
-        <w:spacing w:line="360" w:lineRule="auto"/>
-        <w:ind w:right="6"/>
-        <w:jc w:val="both"/>
-        <w:rPr>
-          <w:rFonts w:ascii="Times New Roman" w:hAnsi="Times New Roman" w:cs="Times New Roman"/>
-          <w:sz w:val="28"/>
-          <w:szCs w:val="28"/>
-        </w:rPr>
-      </w:pPr>
+        <w:t>, как данные синхронизируются после восстановления соединения.</w:t>
+      </w:r>
+    </w:p>
+    <w:p>
+      <w:pPr>
+        <w:pStyle w:val="NormalWeb"/>
+        <w:numPr>
+          <w:ilvl w:val="0"/>
+          <w:numId w:val="6"/>
+        </w:numPr>
+      </w:pPr>
+      <w:r>
+        <w:t>Опи</w:t>
+      </w:r>
+      <w:r>
+        <w:t>сать</w:t>
+      </w:r>
+      <w:r>
+        <w:t xml:space="preserve"> разрешение конфликтов данных.</w:t>
+      </w:r>
     </w:p>
     <w:sectPr>
       <w:headerReference w:type="default" r:id="rId8"/>
@@ -3148,6 +3186,155 @@
     </w:lvl>
   </w:abstractNum>
   <w:abstractNum w:abstractNumId="4" w15:restartNumberingAfterBreak="0">
+    <w:nsid w:val="52E73F06"/>
+    <w:multiLevelType w:val="multilevel"/>
+    <w:tmpl w:val="18C24BB8"/>
+    <w:lvl w:ilvl="0">
+      <w:start w:val="1"/>
+      <w:numFmt w:val="bullet"/>
+      <w:lvlText w:val=""/>
+      <w:lvlJc w:val="left"/>
+      <w:pPr>
+        <w:tabs>
+          <w:tab w:val="num" w:pos="720"/>
+        </w:tabs>
+        <w:ind w:left="720" w:hanging="360"/>
+      </w:pPr>
+      <w:rPr>
+        <w:rFonts w:ascii="Symbol" w:hAnsi="Symbol" w:hint="default"/>
+        <w:sz w:val="20"/>
+      </w:rPr>
+    </w:lvl>
+    <w:lvl w:ilvl="1" w:tentative="1">
+      <w:start w:val="1"/>
+      <w:numFmt w:val="bullet"/>
+      <w:lvlText w:val="o"/>
+      <w:lvlJc w:val="left"/>
+      <w:pPr>
+        <w:tabs>
+          <w:tab w:val="num" w:pos="1440"/>
+        </w:tabs>
+        <w:ind w:left="1440" w:hanging="360"/>
+      </w:pPr>
+      <w:rPr>
+        <w:rFonts w:ascii="Courier New" w:hAnsi="Courier New" w:hint="default"/>
+        <w:sz w:val="20"/>
+      </w:rPr>
+    </w:lvl>
+    <w:lvl w:ilvl="2" w:tentative="1">
+      <w:start w:val="1"/>
+      <w:numFmt w:val="bullet"/>
+      <w:lvlText w:val=""/>
+      <w:lvlJc w:val="left"/>
+      <w:pPr>
+        <w:tabs>
+          <w:tab w:val="num" w:pos="2160"/>
+        </w:tabs>
+        <w:ind w:left="2160" w:hanging="360"/>
+      </w:pPr>
+      <w:rPr>
+        <w:rFonts w:ascii="Wingdings" w:hAnsi="Wingdings" w:hint="default"/>
+        <w:sz w:val="20"/>
+      </w:rPr>
+    </w:lvl>
+    <w:lvl w:ilvl="3" w:tentative="1">
+      <w:start w:val="1"/>
+      <w:numFmt w:val="bullet"/>
+      <w:lvlText w:val=""/>
+      <w:lvlJc w:val="left"/>
+      <w:pPr>
+        <w:tabs>
+          <w:tab w:val="num" w:pos="2880"/>
+        </w:tabs>
+        <w:ind w:left="2880" w:hanging="360"/>
+      </w:pPr>
+      <w:rPr>
+        <w:rFonts w:ascii="Wingdings" w:hAnsi="Wingdings" w:hint="default"/>
+        <w:sz w:val="20"/>
+      </w:rPr>
+    </w:lvl>
+    <w:lvl w:ilvl="4" w:tentative="1">
+      <w:start w:val="1"/>
+      <w:numFmt w:val="bullet"/>
+      <w:lvlText w:val=""/>
+      <w:lvlJc w:val="left"/>
+      <w:pPr>
+        <w:tabs>
+          <w:tab w:val="num" w:pos="3600"/>
+        </w:tabs>
+        <w:ind w:left="3600" w:hanging="360"/>
+      </w:pPr>
+      <w:rPr>
+        <w:rFonts w:ascii="Wingdings" w:hAnsi="Wingdings" w:hint="default"/>
+        <w:sz w:val="20"/>
+      </w:rPr>
+    </w:lvl>
+    <w:lvl w:ilvl="5" w:tentative="1">
+      <w:start w:val="1"/>
+      <w:numFmt w:val="bullet"/>
+      <w:lvlText w:val=""/>
+      <w:lvlJc w:val="left"/>
+      <w:pPr>
+        <w:tabs>
+          <w:tab w:val="num" w:pos="4320"/>
+        </w:tabs>
+        <w:ind w:left="4320" w:hanging="360"/>
+      </w:pPr>
+      <w:rPr>
+        <w:rFonts w:ascii="Wingdings" w:hAnsi="Wingdings" w:hint="default"/>
+        <w:sz w:val="20"/>
+      </w:rPr>
+    </w:lvl>
+    <w:lvl w:ilvl="6" w:tentative="1">
+      <w:start w:val="1"/>
+      <w:numFmt w:val="bullet"/>
+      <w:lvlText w:val=""/>
+      <w:lvlJc w:val="left"/>
+      <w:pPr>
+        <w:tabs>
+          <w:tab w:val="num" w:pos="5040"/>
+        </w:tabs>
+        <w:ind w:left="5040" w:hanging="360"/>
+      </w:pPr>
+      <w:rPr>
+        <w:rFonts w:ascii="Wingdings" w:hAnsi="Wingdings" w:hint="default"/>
+        <w:sz w:val="20"/>
+      </w:rPr>
+    </w:lvl>
+    <w:lvl w:ilvl="7" w:tentative="1">
+      <w:start w:val="1"/>
+      <w:numFmt w:val="bullet"/>
+      <w:lvlText w:val=""/>
+      <w:lvlJc w:val="left"/>
+      <w:pPr>
+        <w:tabs>
+          <w:tab w:val="num" w:pos="5760"/>
+        </w:tabs>
+        <w:ind w:left="5760" w:hanging="360"/>
+      </w:pPr>
+      <w:rPr>
+        <w:rFonts w:ascii="Wingdings" w:hAnsi="Wingdings" w:hint="default"/>
+        <w:sz w:val="20"/>
+      </w:rPr>
+    </w:lvl>
+    <w:lvl w:ilvl="8" w:tentative="1">
+      <w:start w:val="1"/>
+      <w:numFmt w:val="bullet"/>
+      <w:lvlText w:val=""/>
+      <w:lvlJc w:val="left"/>
+      <w:pPr>
+        <w:tabs>
+          <w:tab w:val="num" w:pos="6480"/>
+        </w:tabs>
+        <w:ind w:left="6480" w:hanging="360"/>
+      </w:pPr>
+      <w:rPr>
+        <w:rFonts w:ascii="Wingdings" w:hAnsi="Wingdings" w:hint="default"/>
+        <w:sz w:val="20"/>
+      </w:rPr>
+    </w:lvl>
+  </w:abstractNum>
+  <w:abstractNum w:abstractNumId="5" w15:restartNumberingAfterBreak="0">
     <w:nsid w:val="5E7921BE"/>
     <w:multiLevelType w:val="multilevel"/>
     <w:tmpl w:val="4F26D3BA"/>
@@ -3300,7 +3487,7 @@
     <w:abstractNumId w:val="1"/>
   </w:num>
   <w:num w:numId="2">
-    <w:abstractNumId w:val="4"/>
+    <w:abstractNumId w:val="5"/>
   </w:num>
   <w:num w:numId="3">
     <w:abstractNumId w:val="2"/>
@@ -3310,6 +3497,9 @@
   </w:num>
   <w:num w:numId="5">
     <w:abstractNumId w:val="3"/>
+  </w:num>
+  <w:num w:numId="6">
+    <w:abstractNumId w:val="4"/>
   </w:num>
   <w:numIdMacAtCleanup w:val="5"/>
 </w:numbering>

--- a/docs/Нефункциональные требования и сценарии.docx
+++ b/docs/Нефункциональные требования и сценарии.docx
@@ -265,8 +265,16 @@
         <w:rPr>
           <w:sz w:val="28"/>
         </w:rPr>
-        <w:t>Ибрагимов Осман Фанильевич</w:t>
-      </w:r>
+        <w:t xml:space="preserve">Ибрагимов Осман </w:t>
+      </w:r>
+      <w:proofErr w:type="spellStart"/>
+      <w:r>
+        <w:rPr>
+          <w:sz w:val="28"/>
+        </w:rPr>
+        <w:t>Фанильевич</w:t>
+      </w:r>
+      <w:proofErr w:type="spellEnd"/>
     </w:p>
     <w:p>
       <w:pPr>
@@ -674,7 +682,25 @@
                 <w:sz w:val="23"/>
                 <w:szCs w:val="23"/>
               </w:rPr>
-              <w:t>Время отклика интерфейса &lt; 2 сек, обработка заказа &lt; 5 сек, поддержка 1000+ одновременных пользователей</w:t>
+              <w:t xml:space="preserve">Время отклика интерфейса </w:t>
+            </w:r>
+            <w:proofErr w:type="gramStart"/>
+            <w:r>
+              <w:rPr>
+                <w:rFonts w:ascii="Arial" w:eastAsia="Times New Roman" w:hAnsi="Arial" w:cs="Arial"/>
+                <w:sz w:val="23"/>
+                <w:szCs w:val="23"/>
+              </w:rPr>
+              <w:t>&lt; 2</w:t>
+            </w:r>
+            <w:proofErr w:type="gramEnd"/>
+            <w:r>
+              <w:rPr>
+                <w:rFonts w:ascii="Arial" w:eastAsia="Times New Roman" w:hAnsi="Arial" w:cs="Arial"/>
+                <w:sz w:val="23"/>
+                <w:szCs w:val="23"/>
+              </w:rPr>
+              <w:t xml:space="preserve"> сек, обработка заказа &lt; 5 сек, поддержка 1000+ одновременных пользователей</w:t>
             </w:r>
           </w:p>
         </w:tc>
@@ -1004,7 +1030,25 @@
                 <w:sz w:val="23"/>
                 <w:szCs w:val="23"/>
               </w:rPr>
-              <w:t>Поддержка основных браузеров (Chrome, Safari, Firefox), мобильных устройств</w:t>
+              <w:t>Поддержка основных браузеров (</w:t>
+            </w:r>
+            <w:proofErr w:type="spellStart"/>
+            <w:r>
+              <w:rPr>
+                <w:rFonts w:ascii="Arial" w:eastAsia="Times New Roman" w:hAnsi="Arial" w:cs="Arial"/>
+                <w:sz w:val="23"/>
+                <w:szCs w:val="23"/>
+              </w:rPr>
+              <w:t>Chrome</w:t>
+            </w:r>
+            <w:proofErr w:type="spellEnd"/>
+            <w:r>
+              <w:rPr>
+                <w:rFonts w:ascii="Arial" w:eastAsia="Times New Roman" w:hAnsi="Arial" w:cs="Arial"/>
+                <w:sz w:val="23"/>
+                <w:szCs w:val="23"/>
+              </w:rPr>
+              <w:t>, Safari, Firefox), мобильных устройств</w:t>
             </w:r>
           </w:p>
         </w:tc>
@@ -1468,7 +1512,25 @@
           <w:sz w:val="28"/>
           <w:szCs w:val="28"/>
         </w:rPr>
-        <w:t>Директор открывает дашборд «Сводная аналитика»</w:t>
+        <w:t xml:space="preserve">Директор открывает </w:t>
+      </w:r>
+      <w:proofErr w:type="spellStart"/>
+      <w:r>
+        <w:rPr>
+          <w:rFonts w:ascii="Times New Roman" w:hAnsi="Times New Roman" w:cs="Times New Roman"/>
+          <w:sz w:val="28"/>
+          <w:szCs w:val="28"/>
+        </w:rPr>
+        <w:t>дашборд</w:t>
+      </w:r>
+      <w:proofErr w:type="spellEnd"/>
+      <w:r>
+        <w:rPr>
+          <w:rFonts w:ascii="Times New Roman" w:hAnsi="Times New Roman" w:cs="Times New Roman"/>
+          <w:sz w:val="28"/>
+          <w:szCs w:val="28"/>
+        </w:rPr>
+        <w:t xml:space="preserve"> «Сводная аналитика»</w:t>
       </w:r>
       <w:r>
         <w:rPr>
@@ -1784,7 +1846,25 @@
           <w:sz w:val="28"/>
           <w:szCs w:val="28"/>
         </w:rPr>
-        <w:t> В дашборде не отображаются данные по себестоимости – не заполнена информация о списании ингредиентов на кухне. Система выдаёт предупреждение «Нет данных от поваров за вчера». Директор ставит задачу шеф-повару на заполнение актов списания.</w:t>
+        <w:t xml:space="preserve"> В </w:t>
+      </w:r>
+      <w:proofErr w:type="spellStart"/>
+      <w:r>
+        <w:rPr>
+          <w:rFonts w:ascii="Times New Roman" w:hAnsi="Times New Roman" w:cs="Times New Roman"/>
+          <w:sz w:val="28"/>
+          <w:szCs w:val="28"/>
+        </w:rPr>
+        <w:t>дашборде</w:t>
+      </w:r>
+      <w:proofErr w:type="spellEnd"/>
+      <w:r>
+        <w:rPr>
+          <w:rFonts w:ascii="Times New Roman" w:hAnsi="Times New Roman" w:cs="Times New Roman"/>
+          <w:sz w:val="28"/>
+          <w:szCs w:val="28"/>
+        </w:rPr>
+        <w:t xml:space="preserve"> не отображаются данные по себестоимости – не заполнена информация о списании ингредиентов на кухне. Система выдаёт предупреждение «Нет данных от поваров за вчера». Директор ставит задачу шеф-повару на заполнение актов списания.</w:t>
       </w:r>
     </w:p>
     <w:p>
@@ -2390,13 +2470,7 @@
         <w:pStyle w:val="NormalWeb"/>
       </w:pPr>
       <w:r>
-        <w:t>Исправ</w:t>
-      </w:r>
-      <w:r>
-        <w:t>ить</w:t>
-      </w:r>
-      <w:r>
-        <w:t xml:space="preserve"> сценарий работы курьера:</w:t>
+        <w:t>Исправить сценарий работы курьера:</w:t>
       </w:r>
     </w:p>
     <w:p>
@@ -2408,13 +2482,7 @@
         </w:numPr>
       </w:pPr>
       <w:r>
-        <w:t>Опи</w:t>
-      </w:r>
-      <w:r>
-        <w:t>сать</w:t>
-      </w:r>
-      <w:r>
-        <w:t>, что происходит при отсутствии интернета.</w:t>
+        <w:t>Описать, что происходит при отсутствии интернета.</w:t>
       </w:r>
     </w:p>
     <w:p>
@@ -2426,13 +2494,7 @@
         </w:numPr>
       </w:pPr>
       <w:r>
-        <w:t>Ука</w:t>
-      </w:r>
-      <w:r>
-        <w:t>зать</w:t>
-      </w:r>
-      <w:r>
-        <w:t>, как данные синхронизируются после восстановления соединения.</w:t>
+        <w:t>Указать, как данные синхронизируются после восстановления соединения.</w:t>
       </w:r>
     </w:p>
     <w:p>
@@ -2444,14 +2506,75 @@
         </w:numPr>
       </w:pPr>
       <w:r>
-        <w:t>Опи</w:t>
-      </w:r>
-      <w:r>
-        <w:t>сать</w:t>
-      </w:r>
-      <w:r>
-        <w:t xml:space="preserve"> разрешение конфликтов данных.</w:t>
-      </w:r>
+        <w:t>Описать разрешение конфликтов данных.</w:t>
+      </w:r>
+    </w:p>
+    <w:p>
+      <w:pPr>
+        <w:pStyle w:val="NormalWeb"/>
+      </w:pPr>
+      <w:r>
+        <w:t>Добав</w:t>
+      </w:r>
+      <w:r>
+        <w:t>ить</w:t>
+      </w:r>
+      <w:r>
+        <w:t xml:space="preserve"> тестовый сценарий проверки возврата оплаты:</w:t>
+      </w:r>
+    </w:p>
+    <w:p>
+      <w:pPr>
+        <w:pStyle w:val="NormalWeb"/>
+        <w:numPr>
+          <w:ilvl w:val="0"/>
+          <w:numId w:val="7"/>
+        </w:numPr>
+      </w:pPr>
+      <w:r>
+        <w:t>Отмена оплаченного заказа.</w:t>
+      </w:r>
+    </w:p>
+    <w:p>
+      <w:pPr>
+        <w:pStyle w:val="NormalWeb"/>
+        <w:numPr>
+          <w:ilvl w:val="0"/>
+          <w:numId w:val="7"/>
+        </w:numPr>
+      </w:pPr>
+      <w:r>
+        <w:t>Возврат денежных средств.</w:t>
+      </w:r>
+    </w:p>
+    <w:p>
+      <w:pPr>
+        <w:pStyle w:val="NormalWeb"/>
+        <w:numPr>
+          <w:ilvl w:val="0"/>
+          <w:numId w:val="7"/>
+        </w:numPr>
+      </w:pPr>
+      <w:r>
+        <w:t>Проверка статуса платежа.</w:t>
+      </w:r>
+    </w:p>
+    <w:p>
+      <w:pPr>
+        <w:pStyle w:val="NormalWeb"/>
+        <w:numPr>
+          <w:ilvl w:val="0"/>
+          <w:numId w:val="7"/>
+        </w:numPr>
+      </w:pPr>
+      <w:r>
+        <w:t>Проверка изменения статуса заказа.</w:t>
+      </w:r>
+    </w:p>
+    <w:p>
+      <w:pPr>
+        <w:pStyle w:val="NormalWeb"/>
+      </w:pPr>
     </w:p>
     <w:sectPr>
       <w:headerReference w:type="default" r:id="rId8"/>
@@ -3335,6 +3458,155 @@
     </w:lvl>
   </w:abstractNum>
   <w:abstractNum w:abstractNumId="5" w15:restartNumberingAfterBreak="0">
+    <w:nsid w:val="582719B4"/>
+    <w:multiLevelType w:val="multilevel"/>
+    <w:tmpl w:val="76F4EE2A"/>
+    <w:lvl w:ilvl="0">
+      <w:start w:val="1"/>
+      <w:numFmt w:val="bullet"/>
+      <w:lvlText w:val=""/>
+      <w:lvlJc w:val="left"/>
+      <w:pPr>
+        <w:tabs>
+          <w:tab w:val="num" w:pos="720"/>
+        </w:tabs>
+        <w:ind w:left="720" w:hanging="360"/>
+      </w:pPr>
+      <w:rPr>
+        <w:rFonts w:ascii="Symbol" w:hAnsi="Symbol" w:hint="default"/>
+        <w:sz w:val="20"/>
+      </w:rPr>
+    </w:lvl>
+    <w:lvl w:ilvl="1" w:tentative="1">
+      <w:start w:val="1"/>
+      <w:numFmt w:val="bullet"/>
+      <w:lvlText w:val="o"/>
+      <w:lvlJc w:val="left"/>
+      <w:pPr>
+        <w:tabs>
+          <w:tab w:val="num" w:pos="1440"/>
+        </w:tabs>
+        <w:ind w:left="1440" w:hanging="360"/>
+      </w:pPr>
+      <w:rPr>
+        <w:rFonts w:ascii="Courier New" w:hAnsi="Courier New" w:hint="default"/>
+        <w:sz w:val="20"/>
+      </w:rPr>
+    </w:lvl>
+    <w:lvl w:ilvl="2" w:tentative="1">
+      <w:start w:val="1"/>
+      <w:numFmt w:val="bullet"/>
+      <w:lvlText w:val=""/>
+      <w:lvlJc w:val="left"/>
+      <w:pPr>
+        <w:tabs>
+          <w:tab w:val="num" w:pos="2160"/>
+        </w:tabs>
+        <w:ind w:left="2160" w:hanging="360"/>
+      </w:pPr>
+      <w:rPr>
+        <w:rFonts w:ascii="Wingdings" w:hAnsi="Wingdings" w:hint="default"/>
+        <w:sz w:val="20"/>
+      </w:rPr>
+    </w:lvl>
+    <w:lvl w:ilvl="3" w:tentative="1">
+      <w:start w:val="1"/>
+      <w:numFmt w:val="bullet"/>
+      <w:lvlText w:val=""/>
+      <w:lvlJc w:val="left"/>
+      <w:pPr>
+        <w:tabs>
+          <w:tab w:val="num" w:pos="2880"/>
+        </w:tabs>
+        <w:ind w:left="2880" w:hanging="360"/>
+      </w:pPr>
+      <w:rPr>
+        <w:rFonts w:ascii="Wingdings" w:hAnsi="Wingdings" w:hint="default"/>
+        <w:sz w:val="20"/>
+      </w:rPr>
+    </w:lvl>
+    <w:lvl w:ilvl="4" w:tentative="1">
+      <w:start w:val="1"/>
+      <w:numFmt w:val="bullet"/>
+      <w:lvlText w:val=""/>
+      <w:lvlJc w:val="left"/>
+      <w:pPr>
+        <w:tabs>
+          <w:tab w:val="num" w:pos="3600"/>
+        </w:tabs>
+        <w:ind w:left="3600" w:hanging="360"/>
+      </w:pPr>
+      <w:rPr>
+        <w:rFonts w:ascii="Wingdings" w:hAnsi="Wingdings" w:hint="default"/>
+        <w:sz w:val="20"/>
+      </w:rPr>
+    </w:lvl>
+    <w:lvl w:ilvl="5" w:tentative="1">
+      <w:start w:val="1"/>
+      <w:numFmt w:val="bullet"/>
+      <w:lvlText w:val=""/>
+      <w:lvlJc w:val="left"/>
+      <w:pPr>
+        <w:tabs>
+          <w:tab w:val="num" w:pos="4320"/>
+        </w:tabs>
+        <w:ind w:left="4320" w:hanging="360"/>
+      </w:pPr>
+      <w:rPr>
+        <w:rFonts w:ascii="Wingdings" w:hAnsi="Wingdings" w:hint="default"/>
+        <w:sz w:val="20"/>
+      </w:rPr>
+    </w:lvl>
+    <w:lvl w:ilvl="6" w:tentative="1">
+      <w:start w:val="1"/>
+      <w:numFmt w:val="bullet"/>
+      <w:lvlText w:val=""/>
+      <w:lvlJc w:val="left"/>
+      <w:pPr>
+        <w:tabs>
+          <w:tab w:val="num" w:pos="5040"/>
+        </w:tabs>
+        <w:ind w:left="5040" w:hanging="360"/>
+      </w:pPr>
+      <w:rPr>
+        <w:rFonts w:ascii="Wingdings" w:hAnsi="Wingdings" w:hint="default"/>
+        <w:sz w:val="20"/>
+      </w:rPr>
+    </w:lvl>
+    <w:lvl w:ilvl="7" w:tentative="1">
+      <w:start w:val="1"/>
+      <w:numFmt w:val="bullet"/>
+      <w:lvlText w:val=""/>
+      <w:lvlJc w:val="left"/>
+      <w:pPr>
+        <w:tabs>
+          <w:tab w:val="num" w:pos="5760"/>
+        </w:tabs>
+        <w:ind w:left="5760" w:hanging="360"/>
+      </w:pPr>
+      <w:rPr>
+        <w:rFonts w:ascii="Wingdings" w:hAnsi="Wingdings" w:hint="default"/>
+        <w:sz w:val="20"/>
+      </w:rPr>
+    </w:lvl>
+    <w:lvl w:ilvl="8" w:tentative="1">
+      <w:start w:val="1"/>
+      <w:numFmt w:val="bullet"/>
+      <w:lvlText w:val=""/>
+      <w:lvlJc w:val="left"/>
+      <w:pPr>
+        <w:tabs>
+          <w:tab w:val="num" w:pos="6480"/>
+        </w:tabs>
+        <w:ind w:left="6480" w:hanging="360"/>
+      </w:pPr>
+      <w:rPr>
+        <w:rFonts w:ascii="Wingdings" w:hAnsi="Wingdings" w:hint="default"/>
+        <w:sz w:val="20"/>
+      </w:rPr>
+    </w:lvl>
+  </w:abstractNum>
+  <w:abstractNum w:abstractNumId="6" w15:restartNumberingAfterBreak="0">
     <w:nsid w:val="5E7921BE"/>
     <w:multiLevelType w:val="multilevel"/>
     <w:tmpl w:val="4F26D3BA"/>
@@ -3487,7 +3759,7 @@
     <w:abstractNumId w:val="1"/>
   </w:num>
   <w:num w:numId="2">
-    <w:abstractNumId w:val="5"/>
+    <w:abstractNumId w:val="6"/>
   </w:num>
   <w:num w:numId="3">
     <w:abstractNumId w:val="2"/>
@@ -3500,6 +3772,9 @@
   </w:num>
   <w:num w:numId="6">
     <w:abstractNumId w:val="4"/>
+  </w:num>
+  <w:num w:numId="7">
+    <w:abstractNumId w:val="5"/>
   </w:num>
   <w:numIdMacAtCleanup w:val="5"/>
 </w:numbering>
